--- a/known-issues-language-translations/ui-constraints-new-font.docx
+++ b/known-issues-language-translations/ui-constraints-new-font.docx
@@ -4069,10 +4069,7 @@
         <w:t xml:space="preserve">Other languages such as Croation, Estonian, Slovenian, </w:t>
       </w:r>
       <w:r>
-        <w:t>Swedish,</w:t>
-      </w:r>
-      <w:r>
-        <w:t xml:space="preserve"> </w:t>
+        <w:t xml:space="preserve">Swedish, </w:t>
       </w:r>
       <w:r>
         <w:t xml:space="preserve">Thai, </w:t>
@@ -24012,6 +24009,7 @@
   <w:style w:type="character" w:default="1" w:styleId="DefaultParagraphFont">
     <w:name w:val="Default Paragraph Font"/>
     <w:uiPriority w:val="1"/>
+    <w:semiHidden/>
     <w:unhideWhenUsed/>
   </w:style>
   <w:style w:type="table" w:default="1" w:styleId="TableNormal">
